--- a/downloads/student/Unit 01/Handout 01.20 - Fallback Station Cards.docx
+++ b/downloads/student/Unit 01/Handout 01.20 - Fallback Station Cards.docx
@@ -25,7 +25,7 @@
         <w:pStyle w:val="BodyText"/>
       </w:pPr>
       <w:r>
-        <w:t xml:space="preserve">Prices are realistic Long Island supermarket prices for September 2026. Every price is marked. Store brand wherever one exists.</w:t>
+        <w:t xml:space="preserve">Prices are realistic Long Island supermarket prices for September 2026. Every price is to be refreshed from the current circular before teaching. Store brand wherever one exists.</w:t>
       </w:r>
     </w:p>
     <w:p>
@@ -71,9 +71,9 @@
       <w:pPr>
         <w:pStyle w:val="Heading3"/>
       </w:pPr>
-      <w:bookmarkStart w:id="22" w:name="ingredients-and-cost"/>
-      <w:r>
-        <w:t xml:space="preserve">1. Ingredients and cost</w:t>
+      <w:bookmarkStart w:id="22" w:name="ingredients-and-cost-card-1"/>
+      <w:r>
+        <w:t xml:space="preserve">1. Ingredients and cost (Card 1)</w:t>
       </w:r>
       <w:bookmarkEnd w:id="22"/>
     </w:p>
@@ -812,9 +812,9 @@
       <w:pPr>
         <w:pStyle w:val="Heading3"/>
       </w:pPr>
-      <w:bookmarkStart w:id="23" w:name="the-rooms-rules"/>
-      <w:r>
-        <w:t xml:space="preserve">2. The room’s rules</w:t>
+      <w:bookmarkStart w:id="23" w:name="the-rooms-rules-card-1"/>
+      <w:r>
+        <w:t xml:space="preserve">2. The room’s rules (Card 1)</w:t>
       </w:r>
       <w:bookmarkEnd w:id="23"/>
     </w:p>
@@ -830,9 +830,9 @@
       <w:pPr>
         <w:pStyle w:val="Heading3"/>
       </w:pPr>
-      <w:bookmarkStart w:id="24" w:name="steps"/>
-      <w:r>
-        <w:t xml:space="preserve">3. Steps</w:t>
+      <w:bookmarkStart w:id="24" w:name="steps-card-1"/>
+      <w:r>
+        <w:t xml:space="preserve">3. Steps (Card 1)</w:t>
       </w:r>
       <w:bookmarkEnd w:id="24"/>
     </w:p>
@@ -960,9 +960,9 @@
       <w:pPr>
         <w:pStyle w:val="Heading3"/>
       </w:pPr>
-      <w:bookmarkStart w:id="25" w:name="roles"/>
-      <w:r>
-        <w:t xml:space="preserve">4. Roles</w:t>
+      <w:bookmarkStart w:id="25" w:name="roles-card-1"/>
+      <w:r>
+        <w:t xml:space="preserve">4. Roles (Card 1)</w:t>
       </w:r>
       <w:bookmarkEnd w:id="25"/>
     </w:p>
@@ -978,9 +978,9 @@
       <w:pPr>
         <w:pStyle w:val="Heading3"/>
       </w:pPr>
-      <w:bookmarkStart w:id="26" w:name="flowchart"/>
-      <w:r>
-        <w:t xml:space="preserve">5. Flowchart</w:t>
+      <w:bookmarkStart w:id="26" w:name="flowchart-card-1"/>
+      <w:r>
+        <w:t xml:space="preserve">5. Flowchart (Card 1)</w:t>
       </w:r>
       <w:bookmarkEnd w:id="26"/>
     </w:p>
@@ -1207,9 +1207,9 @@
       <w:pPr>
         <w:pStyle w:val="Heading3"/>
       </w:pPr>
-      <w:bookmarkStart w:id="27" w:name="safety-reminders"/>
-      <w:r>
-        <w:t xml:space="preserve">6. Safety reminders</w:t>
+      <w:bookmarkStart w:id="27" w:name="safety-reminders-card-1"/>
+      <w:r>
+        <w:t xml:space="preserve">6. Safety reminders (Card 1)</w:t>
       </w:r>
       <w:bookmarkEnd w:id="27"/>
     </w:p>
@@ -1253,9 +1253,9 @@
       <w:pPr>
         <w:pStyle w:val="Heading3"/>
       </w:pPr>
-      <w:bookmarkStart w:id="28" w:name="what-does-done-look-like"/>
-      <w:r>
-        <w:t xml:space="preserve">7. What does done look like?</w:t>
+      <w:bookmarkStart w:id="28" w:name="what-does-done-look-like-card-1"/>
+      <w:r>
+        <w:t xml:space="preserve">7. What does done look like? (Card 1)</w:t>
       </w:r>
       <w:bookmarkEnd w:id="28"/>
     </w:p>
@@ -1302,9 +1302,9 @@
       <w:pPr>
         <w:pStyle w:val="Heading3"/>
       </w:pPr>
-      <w:bookmarkStart w:id="30" w:name="ingredients-and-cost-1"/>
-      <w:r>
-        <w:t xml:space="preserve">1. Ingredients and cost</w:t>
+      <w:bookmarkStart w:id="30" w:name="ingredients-and-cost-card-2"/>
+      <w:r>
+        <w:t xml:space="preserve">1. Ingredients and cost (Card 2)</w:t>
       </w:r>
       <w:bookmarkEnd w:id="30"/>
     </w:p>
@@ -1957,9 +1957,9 @@
       <w:pPr>
         <w:pStyle w:val="Heading3"/>
       </w:pPr>
-      <w:bookmarkStart w:id="31" w:name="the-rooms-rules-1"/>
-      <w:r>
-        <w:t xml:space="preserve">2. The room’s rules</w:t>
+      <w:bookmarkStart w:id="31" w:name="the-rooms-rules-card-2"/>
+      <w:r>
+        <w:t xml:space="preserve">2. The room’s rules (Card 2)</w:t>
       </w:r>
       <w:bookmarkEnd w:id="31"/>
     </w:p>
@@ -1975,9 +1975,9 @@
       <w:pPr>
         <w:pStyle w:val="Heading3"/>
       </w:pPr>
-      <w:bookmarkStart w:id="32" w:name="steps-1"/>
-      <w:r>
-        <w:t xml:space="preserve">3. Steps</w:t>
+      <w:bookmarkStart w:id="32" w:name="steps-card-2"/>
+      <w:r>
+        <w:t xml:space="preserve">3. Steps (Card 2)</w:t>
       </w:r>
       <w:bookmarkEnd w:id="32"/>
     </w:p>
@@ -2105,9 +2105,9 @@
       <w:pPr>
         <w:pStyle w:val="Heading3"/>
       </w:pPr>
-      <w:bookmarkStart w:id="33" w:name="roles-1"/>
-      <w:r>
-        <w:t xml:space="preserve">4. Roles</w:t>
+      <w:bookmarkStart w:id="33" w:name="roles-card-2"/>
+      <w:r>
+        <w:t xml:space="preserve">4. Roles (Card 2)</w:t>
       </w:r>
       <w:bookmarkEnd w:id="33"/>
     </w:p>
@@ -2123,9 +2123,9 @@
       <w:pPr>
         <w:pStyle w:val="Heading3"/>
       </w:pPr>
-      <w:bookmarkStart w:id="34" w:name="flowchart-1"/>
-      <w:r>
-        <w:t xml:space="preserve">5. Flowchart</w:t>
+      <w:bookmarkStart w:id="34" w:name="flowchart-card-2"/>
+      <w:r>
+        <w:t xml:space="preserve">5. Flowchart (Card 2)</w:t>
       </w:r>
       <w:bookmarkEnd w:id="34"/>
     </w:p>
@@ -2352,9 +2352,9 @@
       <w:pPr>
         <w:pStyle w:val="Heading3"/>
       </w:pPr>
-      <w:bookmarkStart w:id="35" w:name="safety-reminders-1"/>
-      <w:r>
-        <w:t xml:space="preserve">6. Safety reminders</w:t>
+      <w:bookmarkStart w:id="35" w:name="safety-reminders-card-2"/>
+      <w:r>
+        <w:t xml:space="preserve">6. Safety reminders (Card 2)</w:t>
       </w:r>
       <w:bookmarkEnd w:id="35"/>
     </w:p>
@@ -2398,9 +2398,9 @@
       <w:pPr>
         <w:pStyle w:val="Heading3"/>
       </w:pPr>
-      <w:bookmarkStart w:id="36" w:name="what-does-done-look-like-1"/>
-      <w:r>
-        <w:t xml:space="preserve">7. What does done look like?</w:t>
+      <w:bookmarkStart w:id="36" w:name="what-does-done-look-like-card-2"/>
+      <w:r>
+        <w:t xml:space="preserve">7. What does done look like? (Card 2)</w:t>
       </w:r>
       <w:bookmarkEnd w:id="36"/>
     </w:p>
@@ -2447,9 +2447,9 @@
       <w:pPr>
         <w:pStyle w:val="Heading3"/>
       </w:pPr>
-      <w:bookmarkStart w:id="38" w:name="ingredients-and-cost-2"/>
-      <w:r>
-        <w:t xml:space="preserve">1. Ingredients and cost</w:t>
+      <w:bookmarkStart w:id="38" w:name="ingredients-and-cost-card-3"/>
+      <w:r>
+        <w:t xml:space="preserve">1. Ingredients and cost (Card 3)</w:t>
       </w:r>
       <w:bookmarkEnd w:id="38"/>
     </w:p>
@@ -3102,9 +3102,9 @@
       <w:pPr>
         <w:pStyle w:val="Heading3"/>
       </w:pPr>
-      <w:bookmarkStart w:id="39" w:name="the-rooms-rules-2"/>
-      <w:r>
-        <w:t xml:space="preserve">2. The room’s rules</w:t>
+      <w:bookmarkStart w:id="39" w:name="the-rooms-rules-card-3"/>
+      <w:r>
+        <w:t xml:space="preserve">2. The room’s rules (Card 3)</w:t>
       </w:r>
       <w:bookmarkEnd w:id="39"/>
     </w:p>
@@ -3120,9 +3120,9 @@
       <w:pPr>
         <w:pStyle w:val="Heading3"/>
       </w:pPr>
-      <w:bookmarkStart w:id="40" w:name="steps-2"/>
-      <w:r>
-        <w:t xml:space="preserve">3. Steps</w:t>
+      <w:bookmarkStart w:id="40" w:name="steps-card-3"/>
+      <w:r>
+        <w:t xml:space="preserve">3. Steps (Card 3)</w:t>
       </w:r>
       <w:bookmarkEnd w:id="40"/>
     </w:p>
@@ -3250,9 +3250,9 @@
       <w:pPr>
         <w:pStyle w:val="Heading3"/>
       </w:pPr>
-      <w:bookmarkStart w:id="41" w:name="roles-2"/>
-      <w:r>
-        <w:t xml:space="preserve">4. Roles</w:t>
+      <w:bookmarkStart w:id="41" w:name="roles-card-3"/>
+      <w:r>
+        <w:t xml:space="preserve">4. Roles (Card 3)</w:t>
       </w:r>
       <w:bookmarkEnd w:id="41"/>
     </w:p>
@@ -3268,9 +3268,9 @@
       <w:pPr>
         <w:pStyle w:val="Heading3"/>
       </w:pPr>
-      <w:bookmarkStart w:id="42" w:name="flowchart-2"/>
-      <w:r>
-        <w:t xml:space="preserve">5. Flowchart</w:t>
+      <w:bookmarkStart w:id="42" w:name="flowchart-card-3"/>
+      <w:r>
+        <w:t xml:space="preserve">5. Flowchart (Card 3)</w:t>
       </w:r>
       <w:bookmarkEnd w:id="42"/>
     </w:p>
@@ -3497,9 +3497,9 @@
       <w:pPr>
         <w:pStyle w:val="Heading3"/>
       </w:pPr>
-      <w:bookmarkStart w:id="43" w:name="safety-reminders-2"/>
-      <w:r>
-        <w:t xml:space="preserve">6. Safety reminders</w:t>
+      <w:bookmarkStart w:id="43" w:name="safety-reminders-card-3"/>
+      <w:r>
+        <w:t xml:space="preserve">6. Safety reminders (Card 3)</w:t>
       </w:r>
       <w:bookmarkEnd w:id="43"/>
     </w:p>
@@ -3543,9 +3543,9 @@
       <w:pPr>
         <w:pStyle w:val="Heading3"/>
       </w:pPr>
-      <w:bookmarkStart w:id="44" w:name="what-does-done-look-like-2"/>
-      <w:r>
-        <w:t xml:space="preserve">7. What does done look like?</w:t>
+      <w:bookmarkStart w:id="44" w:name="what-does-done-look-like-card-3"/>
+      <w:r>
+        <w:t xml:space="preserve">7. What does done look like? (Card 3)</w:t>
       </w:r>
       <w:bookmarkEnd w:id="44"/>
     </w:p>
